--- a/resources/image_template.docx
+++ b/resources/image_template.docx
@@ -4,8 +4,329 @@
   <w:body>
     <w:p>
       <w:pPr>
+        <w:pStyle w:val="Title"/>
+        <w:keepNext w:val="false"/>
+        <w:keepLines w:val="false"/>
+        <w:pageBreakBefore w:val="false"/>
+        <w:widowControl w:val="false"/>
+        <w:shd w:val="clear" w:fill="auto"/>
+        <w:spacing w:lineRule="auto" w:line="276" w:before="0" w:after="0"/>
+        <w:ind w:hanging="0" w:left="0" w:right="0"/>
+        <w:jc w:val="left"/>
+        <w:rPr>
+          <w:rFonts w:ascii="Arial" w:hAnsi="Arial" w:eastAsia="Arial" w:cs="Arial"/>
+          <w:b w:val="false"/>
+          <w:i w:val="false"/>
+          <w:caps w:val="false"/>
+          <w:smallCaps w:val="false"/>
+          <w:strike w:val="false"/>
+          <w:dstrike w:val="false"/>
+          <w:color w:val="000000"/>
+          <w:position w:val="0"/>
+          <w:sz w:val="22"/>
+          <w:szCs w:val="22"/>
+          <w:u w:val="none"/>
+          <w:vertAlign w:val="baseline"/>
+        </w:rPr>
+        <w:sectPr>
+          <w:type w:val="nextPage"/>
+          <w:pgSz w:w="11906" w:h="16838"/>
+          <w:pgMar w:left="1440" w:right="1440" w:gutter="0" w:header="0" w:top="1440" w:footer="0" w:bottom="1440"/>
+          <w:pgNumType w:start="1" w:fmt="decimal"/>
+          <w:formProt w:val="false"/>
+          <w:textDirection w:val="lrTb"/>
+          <w:docGrid w:type="default" w:linePitch="100" w:charSpace="0"/>
+        </w:sectPr>
+      </w:pPr>
+      <w:r>
+        <w:rPr>
+          <w:rFonts w:eastAsia="Arial" w:cs="Arial"/>
+          <w:b w:val="false"/>
+          <w:i w:val="false"/>
+          <w:caps w:val="false"/>
+          <w:smallCaps w:val="false"/>
+          <w:strike w:val="false"/>
+          <w:dstrike w:val="false"/>
+          <w:color w:val="000000"/>
+          <w:position w:val="0"/>
+          <w:sz w:val="52"/>
+          <w:szCs w:val="52"/>
+          <w:u w:val="none"/>
+          <w:shd w:fill="auto" w:val="clear"/>
+          <w:vertAlign w:val="baseline"/>
+        </w:rPr>
+        <w:t>I</w:t>
+      </w:r>
+      <w:r>
+        <w:rPr>
+          <w:rFonts w:eastAsia="Arial" w:cs="Arial"/>
+          <w:b w:val="false"/>
+          <w:i w:val="false"/>
+          <w:caps w:val="false"/>
+          <w:smallCaps w:val="false"/>
+          <w:strike w:val="false"/>
+          <w:dstrike w:val="false"/>
+          <w:color w:val="000000"/>
+          <w:position w:val="0"/>
+          <w:sz w:val="52"/>
+          <w:szCs w:val="52"/>
+          <w:u w:val="none"/>
+          <w:shd w:fill="auto" w:val="clear"/>
+          <w:vertAlign w:val="baseline"/>
+        </w:rPr>
+        <w:t>M</w:t>
+      </w:r>
+      <w:r>
+        <w:rPr>
+          <w:rFonts w:eastAsia="Arial" w:cs="Arial"/>
+          <w:b w:val="false"/>
+          <w:i w:val="false"/>
+          <w:caps w:val="false"/>
+          <w:smallCaps w:val="false"/>
+          <w:strike w:val="false"/>
+          <w:dstrike w:val="false"/>
+          <w:color w:val="000000"/>
+          <w:position w:val="0"/>
+          <w:sz w:val="52"/>
+          <w:szCs w:val="52"/>
+          <w:u w:val="none"/>
+          <w:shd w:fill="auto" w:val="clear"/>
+          <w:vertAlign w:val="baseline"/>
+        </w:rPr>
+        <w:t>A</w:t>
+      </w:r>
+      <w:r>
+        <w:rPr>
+          <w:rFonts w:eastAsia="Arial" w:cs="Arial"/>
+          <w:b w:val="false"/>
+          <w:i w:val="false"/>
+          <w:caps w:val="false"/>
+          <w:smallCaps w:val="false"/>
+          <w:strike w:val="false"/>
+          <w:dstrike w:val="false"/>
+          <w:color w:val="000000"/>
+          <w:position w:val="0"/>
+          <w:sz w:val="52"/>
+          <w:szCs w:val="52"/>
+          <w:u w:val="none"/>
+          <w:shd w:fill="auto" w:val="clear"/>
+          <w:vertAlign w:val="baseline"/>
+        </w:rPr>
+        <w:t>G</w:t>
+      </w:r>
+      <w:r>
+        <w:rPr>
+          <w:rFonts w:eastAsia="Arial" w:cs="Arial"/>
+          <w:b w:val="false"/>
+          <w:i w:val="false"/>
+          <w:caps w:val="false"/>
+          <w:smallCaps w:val="false"/>
+          <w:strike w:val="false"/>
+          <w:dstrike w:val="false"/>
+          <w:color w:val="000000"/>
+          <w:position w:val="0"/>
+          <w:sz w:val="52"/>
+          <w:szCs w:val="52"/>
+          <w:u w:val="none"/>
+          <w:shd w:fill="auto" w:val="clear"/>
+          <w:vertAlign w:val="baseline"/>
+        </w:rPr>
+        <w:t>E</w:t>
+      </w:r>
+      <w:r>
+        <w:rPr>
+          <w:rFonts w:eastAsia="Arial" w:cs="Arial"/>
+          <w:b w:val="false"/>
+          <w:i w:val="false"/>
+          <w:caps w:val="false"/>
+          <w:smallCaps w:val="false"/>
+          <w:strike w:val="false"/>
+          <w:dstrike w:val="false"/>
+          <w:color w:val="000000"/>
+          <w:position w:val="0"/>
+          <w:sz w:val="52"/>
+          <w:szCs w:val="52"/>
+          <w:u w:val="none"/>
+          <w:shd w:fill="auto" w:val="clear"/>
+          <w:vertAlign w:val="baseline"/>
+        </w:rPr>
+        <w:t>N</w:t>
+      </w:r>
+      <w:r>
+        <w:rPr>
+          <w:rFonts w:eastAsia="Arial" w:cs="Arial"/>
+          <w:b w:val="false"/>
+          <w:i w:val="false"/>
+          <w:caps w:val="false"/>
+          <w:smallCaps w:val="false"/>
+          <w:strike w:val="false"/>
+          <w:dstrike w:val="false"/>
+          <w:color w:val="000000"/>
+          <w:position w:val="0"/>
+          <w:sz w:val="52"/>
+          <w:szCs w:val="52"/>
+          <w:u w:val="none"/>
+          <w:shd w:fill="auto" w:val="clear"/>
+          <w:vertAlign w:val="baseline"/>
+        </w:rPr>
+        <w:t>S</w:t>
+      </w:r>
+    </w:p>
+    <w:p>
+      <w:pPr>
         <w:pStyle w:val="normal1"/>
-        <w:pageBreakBefore w:val="false"/>
+        <w:spacing w:lineRule="auto" w:line="240" w:before="240" w:after="0"/>
+        <w:jc w:val="center"/>
+        <w:rPr>
+          <w:b/>
+          <w:sz w:val="24"/>
+          <w:szCs w:val="24"/>
+        </w:rPr>
+      </w:pPr>
+      <w:r>
+        <w:rPr>
+          <w:b/>
+          <w:sz w:val="24"/>
+          <w:szCs w:val="24"/>
+        </w:rPr>
+      </w:r>
+    </w:p>
+    <w:p>
+      <w:pPr>
+        <w:pStyle w:val="normal1"/>
+        <w:spacing w:lineRule="auto" w:line="240" w:before="240" w:after="0"/>
+        <w:jc w:val="center"/>
+        <w:rPr>
+          <w:b/>
+          <w:sz w:val="24"/>
+          <w:szCs w:val="24"/>
+        </w:rPr>
+      </w:pPr>
+      <w:r>
+        <w:rPr>
+          <w:b/>
+          <w:sz w:val="24"/>
+          <w:szCs w:val="24"/>
+        </w:rPr>
+      </w:r>
+    </w:p>
+    <w:p>
+      <w:pPr>
+        <w:pStyle w:val="normal1"/>
+        <w:spacing w:lineRule="auto" w:line="240" w:before="240" w:after="0"/>
+        <w:jc w:val="center"/>
+        <w:rPr>
+          <w:b/>
+          <w:sz w:val="24"/>
+          <w:szCs w:val="24"/>
+        </w:rPr>
+      </w:pPr>
+      <w:r>
+        <w:rPr>
+          <w:b/>
+          <w:sz w:val="24"/>
+          <w:szCs w:val="24"/>
+        </w:rPr>
+      </w:r>
+    </w:p>
+    <w:p>
+      <w:pPr>
+        <w:pStyle w:val="normal1"/>
+        <w:spacing w:lineRule="auto" w:line="240" w:before="240" w:after="0"/>
+        <w:jc w:val="center"/>
+        <w:rPr>
+          <w:b/>
+          <w:sz w:val="24"/>
+          <w:szCs w:val="24"/>
+        </w:rPr>
+      </w:pPr>
+      <w:r>
+        <w:rPr>
+          <w:b/>
+          <w:sz w:val="24"/>
+          <w:szCs w:val="24"/>
+        </w:rPr>
+      </w:r>
+    </w:p>
+    <w:p>
+      <w:pPr>
+        <w:pStyle w:val="normal1"/>
+        <w:spacing w:lineRule="auto" w:line="240" w:before="240" w:after="0"/>
+        <w:jc w:val="center"/>
+        <w:rPr>
+          <w:b/>
+          <w:sz w:val="24"/>
+          <w:szCs w:val="24"/>
+        </w:rPr>
+      </w:pPr>
+      <w:r>
+        <w:rPr>
+          <w:b/>
+          <w:sz w:val="24"/>
+          <w:szCs w:val="24"/>
+        </w:rPr>
+      </w:r>
+    </w:p>
+    <w:p>
+      <w:pPr>
+        <w:pStyle w:val="normal1"/>
+        <w:spacing w:lineRule="auto" w:line="240" w:before="240" w:after="0"/>
+        <w:jc w:val="center"/>
+        <w:rPr>
+          <w:b/>
+          <w:sz w:val="24"/>
+          <w:szCs w:val="24"/>
+        </w:rPr>
+      </w:pPr>
+      <w:r>
+        <w:rPr>
+          <w:b/>
+          <w:sz w:val="24"/>
+          <w:szCs w:val="24"/>
+        </w:rPr>
+      </w:r>
+    </w:p>
+    <w:p>
+      <w:pPr>
+        <w:pStyle w:val="normal1"/>
+        <w:spacing w:lineRule="auto" w:line="240" w:before="240" w:after="0"/>
+        <w:jc w:val="center"/>
+        <w:rPr>
+          <w:b/>
+          <w:sz w:val="24"/>
+          <w:szCs w:val="24"/>
+        </w:rPr>
+      </w:pPr>
+      <w:r>
+        <w:rPr>
+          <w:b/>
+          <w:sz w:val="24"/>
+          <w:szCs w:val="24"/>
+        </w:rPr>
+      </w:r>
+    </w:p>
+    <w:p>
+      <w:pPr>
+        <w:pStyle w:val="normal1"/>
+        <w:spacing w:lineRule="auto" w:line="240" w:before="240" w:after="0"/>
+        <w:jc w:val="center"/>
+        <w:rPr>
+          <w:b/>
+          <w:sz w:val="24"/>
+          <w:szCs w:val="24"/>
+        </w:rPr>
+      </w:pPr>
+      <w:r>
+        <w:rPr>
+          <w:b/>
+          <w:sz w:val="24"/>
+          <w:szCs w:val="24"/>
+        </w:rPr>
+      </w:r>
+    </w:p>
+    <w:p>
+      <w:pPr>
+        <w:pStyle w:val="normal1"/>
         <w:spacing w:lineRule="auto" w:line="240" w:before="240" w:after="0"/>
         <w:jc w:val="center"/>
         <w:rPr>
@@ -37,80 +358,1459 @@
           <w:szCs w:val="24"/>
           <w:u w:val="single"/>
         </w:rPr>
-        <w:t xml:space="preserve">IMAGENS DA </w:t>
-      </w:r>
-      <w:r>
-        <w:rPr>
-          <w:b/>
-          <w:sz w:val="24"/>
-          <w:szCs w:val="24"/>
-          <w:u w:val="single"/>
-        </w:rPr>
         <w:t>PROVA: {{ name }}</w:t>
+      </w:r>
+    </w:p>
+    <w:p>
+      <w:pPr>
+        <w:pStyle w:val="normal1"/>
+        <w:spacing w:lineRule="auto" w:line="240"/>
+        <w:rPr/>
+      </w:pPr>
+      <w:r>
+        <w:rPr/>
+      </w:r>
+    </w:p>
+    <w:p>
+      <w:pPr>
+        <w:pStyle w:val="normal1"/>
+        <w:spacing w:lineRule="auto" w:line="240"/>
+        <w:rPr/>
+      </w:pPr>
+      <w:r>
+        <w:rPr/>
       </w:r>
     </w:p>
     <w:p>
       <w:pPr>
         <w:pStyle w:val="normal1"/>
         <w:spacing w:lineRule="auto" w:line="240" w:before="240" w:after="0"/>
-        <w:jc w:val="center"/>
+        <w:jc w:val="both"/>
+        <w:rPr>
+          <w:sz w:val="20"/>
+          <w:szCs w:val="20"/>
+        </w:rPr>
+      </w:pPr>
+      <w:r>
+        <w:rPr>
+          <w:i/>
+        </w:rPr>
+      </w:r>
+    </w:p>
+    <w:p>
+      <w:pPr>
+        <w:pStyle w:val="normal1"/>
+        <w:spacing w:lineRule="auto" w:line="240"/>
+        <w:jc w:val="both"/>
+        <w:rPr>
+          <w:i/>
+        </w:rPr>
+      </w:pPr>
+      <w:r>
+        <w:rPr>
+          <w:i/>
+        </w:rPr>
+      </w:r>
+    </w:p>
+    <w:p>
+      <w:pPr>
+        <w:pStyle w:val="normal1"/>
+        <w:spacing w:lineRule="auto" w:line="240"/>
+        <w:jc w:val="both"/>
+        <w:rPr>
+          <w:i/>
+        </w:rPr>
+      </w:pPr>
+      <w:r>
+        <w:rPr>
+          <w:i/>
+        </w:rPr>
+      </w:r>
+    </w:p>
+    <w:p>
+      <w:pPr>
+        <w:pStyle w:val="normal1"/>
+        <w:spacing w:lineRule="auto" w:line="240"/>
+        <w:jc w:val="both"/>
+        <w:rPr>
+          <w:i/>
+        </w:rPr>
+      </w:pPr>
+      <w:r>
+        <w:rPr>
+          <w:i/>
+        </w:rPr>
+      </w:r>
+    </w:p>
+    <w:p>
+      <w:pPr>
+        <w:pStyle w:val="normal1"/>
+        <w:spacing w:lineRule="auto" w:line="240"/>
+        <w:jc w:val="both"/>
+        <w:rPr>
+          <w:i/>
+        </w:rPr>
+      </w:pPr>
+      <w:r>
+        <w:rPr>
+          <w:i/>
+        </w:rPr>
+      </w:r>
+    </w:p>
+    <w:p>
+      <w:pPr>
+        <w:pStyle w:val="normal1"/>
+        <w:spacing w:lineRule="auto" w:line="240"/>
+        <w:jc w:val="both"/>
+        <w:rPr>
+          <w:i/>
+        </w:rPr>
+      </w:pPr>
+      <w:r>
+        <w:rPr>
+          <w:i/>
+        </w:rPr>
+      </w:r>
+    </w:p>
+    <w:p>
+      <w:pPr>
+        <w:pStyle w:val="normal1"/>
+        <w:spacing w:lineRule="auto" w:line="240"/>
+        <w:jc w:val="both"/>
+        <w:rPr>
+          <w:i/>
+        </w:rPr>
+      </w:pPr>
+      <w:r>
         <w:rPr>
           <w:b/>
           <w:sz w:val="24"/>
           <w:szCs w:val="24"/>
           <w:u w:val="single"/>
         </w:rPr>
-      </w:pPr>
-      <w:r>
-        <w:rPr>
-          <w:b/>
-          <w:sz w:val="24"/>
-          <w:szCs w:val="24"/>
-          <w:u w:val="single"/>
-        </w:rPr>
-      </w:r>
+      </w:r>
+    </w:p>
+    <w:p>
+      <w:pPr>
+        <w:sectPr>
+          <w:headerReference w:type="even" r:id="rId2"/>
+          <w:headerReference w:type="default" r:id="rId3"/>
+          <w:headerReference w:type="first" r:id="rId4"/>
+          <w:footerReference w:type="even" r:id="rId5"/>
+          <w:footerReference w:type="default" r:id="rId6"/>
+          <w:footerReference w:type="first" r:id="rId7"/>
+          <w:type w:val="nextPage"/>
+          <w:pgSz w:w="11906" w:h="16838"/>
+          <w:pgMar w:left="1440" w:right="1440" w:gutter="0" w:header="720" w:top="1440" w:footer="720" w:bottom="1440"/>
+          <w:pgNumType w:start="1" w:fmt="decimal"/>
+          <w:formProt w:val="false"/>
+          <w:titlePg/>
+          <w:textDirection w:val="lrTb"/>
+          <w:docGrid w:type="default" w:linePitch="100" w:charSpace="0"/>
+        </w:sectPr>
+      </w:pPr>
     </w:p>
     <w:p>
       <w:pPr>
         <w:pStyle w:val="normal11"/>
         <w:jc w:val="center"/>
-        <w:rPr/>
-      </w:pPr>
-      <w:r>
+        <w:rPr>
+          <w:b/>
+          <w:sz w:val="24"/>
+          <w:szCs w:val="24"/>
+          <w:u w:val="single"/>
+        </w:rPr>
+      </w:pPr>
+      <w:r>
+        <w:rPr>
+          <w:b/>
+          <w:bCs/>
+          <w:sz w:val="24"/>
+          <w:szCs w:val="24"/>
+          <w:u w:val="single"/>
+        </w:rPr>
+        <w:t>PROVA: {{ name }}</w:t>
+      </w:r>
+    </w:p>
+    <w:p>
+      <w:pPr>
+        <w:pStyle w:val="normal11"/>
+        <w:jc w:val="center"/>
+        <w:rPr>
+          <w:b/>
+          <w:sz w:val="24"/>
+          <w:szCs w:val="24"/>
+          <w:u w:val="single"/>
+        </w:rPr>
+      </w:pPr>
+      <w:r>
+        <w:rPr>
+          <w:b/>
+          <w:sz w:val="24"/>
+          <w:szCs w:val="24"/>
+          <w:u w:val="single"/>
+        </w:rPr>
+      </w:r>
+    </w:p>
+    <w:p>
+      <w:pPr>
+        <w:pStyle w:val="normal11"/>
+        <w:spacing w:before="0" w:after="0"/>
+        <w:jc w:val="center"/>
         <w:rPr>
           <w:b w:val="false"/>
           <w:bCs w:val="false"/>
           <w:u w:val="none"/>
         </w:rPr>
-        <w:t xml:space="preserve">{% for d in image_disciplines %} </w:t>
-      </w:r>
-      <w:r>
-        <w:rPr>
-          <w:bCs/>
-          <w:u w:val="none"/>
-        </w:rPr>
-        <w:t>{{ d.name }}</w:t>
-      </w:r>
+      </w:pPr>
       <w:r>
         <w:rPr>
           <w:b w:val="false"/>
           <w:bCs w:val="false"/>
           <w:u w:val="none"/>
         </w:rPr>
-        <w:t xml:space="preserve"> {% for item in d.images %} Questão {{ item.question_number }}{% if item.option %} — Alternativa {{ item.option }}{% endif %} {{ item.image }} {% endfor %} {% endfor %}</w:t>
+        <w:t>{% for d in image_disciplines %}</w:t>
+      </w:r>
+    </w:p>
+    <w:p>
+      <w:pPr>
+        <w:pStyle w:val="normal11"/>
+        <w:spacing w:before="0" w:after="0"/>
+        <w:jc w:val="center"/>
+        <w:rPr>
+          <w:b w:val="false"/>
+          <w:bCs w:val="false"/>
+          <w:u w:val="none"/>
+        </w:rPr>
+      </w:pPr>
+      <w:r>
+        <w:rPr>
+          <w:b w:val="false"/>
+          <w:bCs w:val="false"/>
+          <w:u w:val="none"/>
+        </w:rPr>
+        <w:t>{% if not loop.first %}</w:t>
+      </w:r>
+      <w:r>
+        <w:br w:type="page"/>
+      </w:r>
+    </w:p>
+    <w:p>
+      <w:pPr>
+        <w:pStyle w:val="normal11"/>
+        <w:spacing w:before="0" w:after="0"/>
+        <w:jc w:val="center"/>
+        <w:rPr>
+          <w:b w:val="false"/>
+          <w:bCs w:val="false"/>
+          <w:u w:val="none"/>
+        </w:rPr>
+      </w:pPr>
+      <w:r>
+        <w:rPr>
+          <w:b w:val="false"/>
+          <w:bCs w:val="false"/>
+          <w:u w:val="none"/>
+        </w:rPr>
+        <w:t>{% endif %}</w:t>
+      </w:r>
+    </w:p>
+    <w:p>
+      <w:pPr>
+        <w:pStyle w:val="normal11"/>
+        <w:spacing w:before="0" w:after="0"/>
+        <w:jc w:val="center"/>
+        <w:rPr>
+          <w:bCs/>
+          <w:u w:val="none"/>
+        </w:rPr>
+      </w:pPr>
+      <w:r>
+        <w:rPr>
+          <w:bCs/>
+          <w:u w:val="none"/>
+        </w:rPr>
+        <w:t>{{ d.name }}</w:t>
+      </w:r>
+    </w:p>
+    <w:p>
+      <w:pPr>
+        <w:pStyle w:val="normal11"/>
+        <w:jc w:val="center"/>
+        <w:rPr>
+          <w:b w:val="false"/>
+          <w:bCs w:val="false"/>
+          <w:u w:val="none"/>
+        </w:rPr>
+      </w:pPr>
+      <w:r>
+        <w:rPr>
+          <w:b w:val="false"/>
+          <w:bCs w:val="false"/>
+          <w:u w:val="none"/>
+        </w:rPr>
+        <w:t>{% for it in d.images %}</w:t>
+      </w:r>
+    </w:p>
+    <w:p>
+      <w:pPr>
+        <w:pStyle w:val="normal11"/>
+        <w:jc w:val="center"/>
+        <w:rPr>
+          <w:b w:val="false"/>
+          <w:bCs w:val="false"/>
+          <w:u w:val="none"/>
+        </w:rPr>
+      </w:pPr>
+      <w:r>
+        <w:rPr>
+          <w:b w:val="false"/>
+          <w:bCs w:val="false"/>
+          <w:u w:val="none"/>
+        </w:rPr>
+        <w:t>Questão {{ it.question_number }}{% if it.option %} — Alt. {{ it.option }}{% endif %}</w:t>
+      </w:r>
+    </w:p>
+    <w:p>
+      <w:pPr>
+        <w:pStyle w:val="normal11"/>
+        <w:jc w:val="center"/>
+        <w:rPr>
+          <w:b w:val="false"/>
+          <w:bCs w:val="false"/>
+          <w:u w:val="none"/>
+        </w:rPr>
+      </w:pPr>
+      <w:r>
+        <w:rPr>
+          <w:b w:val="false"/>
+          <w:bCs w:val="false"/>
+          <w:u w:val="none"/>
+        </w:rPr>
+        <w:t>{{ it.image }}</w:t>
+      </w:r>
+    </w:p>
+    <w:p>
+      <w:pPr>
+        <w:pStyle w:val="normal11"/>
+        <w:jc w:val="center"/>
+        <w:rPr>
+          <w:b w:val="false"/>
+          <w:bCs w:val="false"/>
+          <w:u w:val="none"/>
+        </w:rPr>
+      </w:pPr>
+      <w:r>
+        <w:rPr>
+          <w:b w:val="false"/>
+          <w:bCs w:val="false"/>
+          <w:sz w:val="24"/>
+          <w:szCs w:val="24"/>
+          <w:u w:val="none"/>
+        </w:rPr>
+        <w:t>{% endfor %}</w:t>
+      </w:r>
+    </w:p>
+    <w:p>
+      <w:pPr>
+        <w:pStyle w:val="normal11"/>
+        <w:jc w:val="center"/>
+        <w:rPr>
+          <w:b w:val="false"/>
+          <w:bCs w:val="false"/>
+          <w:u w:val="none"/>
+        </w:rPr>
+      </w:pPr>
+      <w:r>
+        <w:rPr>
+          <w:b w:val="false"/>
+          <w:bCs w:val="false"/>
+          <w:sz w:val="24"/>
+          <w:szCs w:val="24"/>
+          <w:u w:val="none"/>
+        </w:rPr>
+        <w:t>{% endfor %}</w:t>
       </w:r>
     </w:p>
     <w:sectPr>
+      <w:headerReference w:type="even" r:id="rId8"/>
+      <w:headerReference w:type="default" r:id="rId9"/>
+      <w:headerReference w:type="first" r:id="rId10"/>
+      <w:footerReference w:type="even" r:id="rId11"/>
+      <w:footerReference w:type="default" r:id="rId12"/>
+      <w:footerReference w:type="first" r:id="rId13"/>
       <w:type w:val="nextPage"/>
       <w:pgSz w:w="11906" w:h="16838"/>
-      <w:pgMar w:left="1134" w:right="1134" w:gutter="0" w:header="0" w:top="1134" w:footer="0" w:bottom="1134"/>
-      <w:pgNumType w:start="1" w:fmt="decimal"/>
+      <w:pgMar w:left="1440" w:right="1440" w:gutter="0" w:header="720" w:top="1440" w:footer="720" w:bottom="1440"/>
+      <w:pgNumType w:fmt="decimal"/>
+      <w:cols w:num="2" w:space="720" w:equalWidth="true" w:sep="true"/>
       <w:formProt w:val="false"/>
       <w:textDirection w:val="lrTb"/>
-      <w:docGrid w:type="default" w:linePitch="600" w:charSpace="32768"/>
+      <w:docGrid w:type="default" w:linePitch="100" w:charSpace="0"/>
     </w:sectPr>
   </w:body>
 </w:document>
+</file>
+
+<file path=word/footer1.xml><?xml version="1.0" encoding="utf-8"?>
+<w:ftr xmlns:o="urn:schemas-microsoft-com:office:office" xmlns:r="http://schemas.openxmlformats.org/officeDocument/2006/relationships" xmlns:v="urn:schemas-microsoft-com:vml" xmlns:w="http://schemas.openxmlformats.org/wordprocessingml/2006/main" xmlns:w10="urn:schemas-microsoft-com:office:word" xmlns:wp="http://schemas.openxmlformats.org/drawingml/2006/wordprocessingDrawing" xmlns:pic="http://schemas.openxmlformats.org/drawingml/2006/picture" xmlns:wps="http://schemas.microsoft.com/office/word/2010/wordprocessingShape" xmlns:wpg="http://schemas.microsoft.com/office/word/2010/wordprocessingGroup" xmlns:mc="http://schemas.openxmlformats.org/markup-compatibility/2006" xmlns:wp14="http://schemas.microsoft.com/office/word/2010/wordprocessingDrawing" xmlns:w14="http://schemas.microsoft.com/office/word/2010/wordml" xmlns:w15="http://schemas.microsoft.com/office/word/2012/wordml" mc:Ignorable="w14 wp14 w15">
+  <w:p>
+    <w:pPr>
+      <w:pStyle w:val="Footer"/>
+      <w:rPr/>
+    </w:pPr>
+    <w:r>
+      <w:rPr/>
+    </w:r>
+  </w:p>
+</w:ftr>
+</file>
+
+<file path=word/footer2.xml><?xml version="1.0" encoding="utf-8"?>
+<w:ftr xmlns:o="urn:schemas-microsoft-com:office:office" xmlns:r="http://schemas.openxmlformats.org/officeDocument/2006/relationships" xmlns:v="urn:schemas-microsoft-com:vml" xmlns:w="http://schemas.openxmlformats.org/wordprocessingml/2006/main" xmlns:w10="urn:schemas-microsoft-com:office:word" xmlns:wp="http://schemas.openxmlformats.org/drawingml/2006/wordprocessingDrawing" xmlns:pic="http://schemas.openxmlformats.org/drawingml/2006/picture" xmlns:wps="http://schemas.microsoft.com/office/word/2010/wordprocessingShape" xmlns:wpg="http://schemas.microsoft.com/office/word/2010/wordprocessingGroup" xmlns:mc="http://schemas.openxmlformats.org/markup-compatibility/2006" xmlns:wp14="http://schemas.microsoft.com/office/word/2010/wordprocessingDrawing" xmlns:w14="http://schemas.microsoft.com/office/word/2010/wordml" xmlns:w15="http://schemas.microsoft.com/office/word/2012/wordml" mc:Ignorable="w14 wp14 w15">
+  <w:p>
+    <w:pPr>
+      <w:pStyle w:val="normal1"/>
+      <w:spacing w:lineRule="auto" w:line="240"/>
+      <w:jc w:val="center"/>
+      <w:rPr>
+        <w:color w:val="666666"/>
+      </w:rPr>
+    </w:pPr>
+    <w:r>
+      <w:rPr>
+        <w:color w:val="666666"/>
+      </w:rPr>
+    </w:r>
+  </w:p>
+  <w:p>
+    <w:pPr>
+      <w:pStyle w:val="normal1"/>
+      <w:spacing w:lineRule="auto" w:line="240"/>
+      <w:jc w:val="center"/>
+      <w:rPr>
+        <w:color w:val="666666"/>
+      </w:rPr>
+    </w:pPr>
+    <w:r>
+      <w:rPr>
+        <w:color w:val="666666"/>
+      </w:rPr>
+    </w:r>
+  </w:p>
+  <w:p>
+    <w:pPr>
+      <w:pStyle w:val="normal1"/>
+      <w:spacing w:lineRule="auto" w:line="240"/>
+      <w:jc w:val="center"/>
+      <w:rPr>
+        <w:color w:val="666666"/>
+      </w:rPr>
+    </w:pPr>
+    <w:r>
+      <w:rPr>
+        <w:color w:val="666666"/>
+      </w:rPr>
+      <w:drawing>
+        <wp:anchor distT="114300" distB="114300" distL="114300" distR="114300" simplePos="0" relativeHeight="2" behindDoc="1" locked="0" layoutInCell="0" allowOverlap="1">
+          <wp:simplePos x="0" y="0"/>
+          <wp:positionH relativeFrom="column">
+            <wp:posOffset>2381250</wp:posOffset>
+          </wp:positionH>
+          <wp:positionV relativeFrom="paragraph">
+            <wp:posOffset>140970</wp:posOffset>
+          </wp:positionV>
+          <wp:extent cx="1004570" cy="286385"/>
+          <wp:effectExtent l="0" t="0" r="0" b="0"/>
+          <wp:wrapTopAndBottom/>
+          <wp:docPr id="3" name="Image3"/>
+          <wp:cNvGraphicFramePr>
+            <a:graphicFrameLocks xmlns:a="http://schemas.openxmlformats.org/drawingml/2006/main" noChangeAspect="1"/>
+          </wp:cNvGraphicFramePr>
+          <a:graphic xmlns:a="http://schemas.openxmlformats.org/drawingml/2006/main">
+            <a:graphicData uri="http://schemas.openxmlformats.org/drawingml/2006/picture">
+              <pic:pic xmlns:pic="http://schemas.openxmlformats.org/drawingml/2006/picture">
+                <pic:nvPicPr>
+                  <pic:cNvPr id="3" name="Image3"/>
+                  <pic:cNvPicPr>
+                    <a:picLocks noChangeAspect="1" noChangeArrowheads="1"/>
+                  </pic:cNvPicPr>
+                </pic:nvPicPr>
+                <pic:blipFill>
+                  <a:blip r:embed="rId1"/>
+                  <a:stretch>
+                    <a:fillRect/>
+                  </a:stretch>
+                </pic:blipFill>
+                <pic:spPr bwMode="auto">
+                  <a:xfrm>
+                    <a:off x="0" y="0"/>
+                    <a:ext cx="1004570" cy="286385"/>
+                  </a:xfrm>
+                  <a:prstGeom prst="rect">
+                    <a:avLst/>
+                  </a:prstGeom>
+                  <a:noFill/>
+                </pic:spPr>
+              </pic:pic>
+            </a:graphicData>
+          </a:graphic>
+        </wp:anchor>
+      </w:drawing>
+    </w:r>
+  </w:p>
+  <w:p>
+    <w:pPr>
+      <w:pStyle w:val="normal1"/>
+      <w:spacing w:lineRule="auto" w:line="240"/>
+      <w:jc w:val="center"/>
+      <w:rPr>
+        <w:color w:val="666666"/>
+      </w:rPr>
+    </w:pPr>
+    <w:r>
+      <w:rPr>
+        <w:color w:val="666666"/>
+      </w:rPr>
+    </w:r>
+  </w:p>
+  <w:p>
+    <w:pPr>
+      <w:pStyle w:val="normal1"/>
+      <w:spacing w:lineRule="auto" w:line="240"/>
+      <w:jc w:val="center"/>
+      <w:rPr>
+        <w:color w:val="666666"/>
+      </w:rPr>
+    </w:pPr>
+    <w:r>
+      <w:rPr>
+        <w:color w:val="666666"/>
+      </w:rPr>
+    </w:r>
+  </w:p>
+  <w:p>
+    <w:pPr>
+      <w:pStyle w:val="normal1"/>
+      <w:spacing w:lineRule="auto" w:line="240"/>
+      <w:jc w:val="center"/>
+      <w:rPr>
+        <w:sz w:val="16"/>
+        <w:szCs w:val="16"/>
+      </w:rPr>
+    </w:pPr>
+    <w:r>
+      <w:rPr>
+        <w:color w:val="666666"/>
+        <w:sz w:val="16"/>
+        <w:szCs w:val="16"/>
+      </w:rPr>
+      <w:t>Rua Tamoios, 1200 – Vila Izabel – Curitiba/PR—CEP: 80.320-290</w:t>
+    </w:r>
+  </w:p>
+  <w:p>
+    <w:pPr>
+      <w:pStyle w:val="normal1"/>
+      <w:spacing w:lineRule="auto" w:line="240"/>
+      <w:jc w:val="center"/>
+      <w:rPr>
+        <w:sz w:val="16"/>
+        <w:szCs w:val="16"/>
+      </w:rPr>
+    </w:pPr>
+    <w:r>
+      <w:rPr>
+        <w:color w:val="666666"/>
+        <w:sz w:val="16"/>
+        <w:szCs w:val="16"/>
+      </w:rPr>
+      <w:t>Fone: (41) 3270-1650 – e-mail: espc@pc.pr.gov.br</w:t>
+    </w:r>
+  </w:p>
+  <w:p>
+    <w:pPr>
+      <w:pStyle w:val="normal1"/>
+      <w:spacing w:lineRule="auto" w:line="240"/>
+      <w:jc w:val="center"/>
+      <w:rPr>
+        <w:color w:val="666666"/>
+        <w:sz w:val="20"/>
+        <w:szCs w:val="20"/>
+      </w:rPr>
+    </w:pPr>
+    <w:r>
+      <w:rPr>
+        <w:color w:val="666666"/>
+        <w:sz w:val="20"/>
+        <w:szCs w:val="20"/>
+      </w:rPr>
+      <w:fldChar w:fldCharType="begin"/>
+    </w:r>
+    <w:r>
+      <w:rPr>
+        <w:color w:val="666666"/>
+        <w:sz w:val="20"/>
+        <w:szCs w:val="20"/>
+      </w:rPr>
+      <w:instrText xml:space="preserve"> PAGE </w:instrText>
+    </w:r>
+    <w:r>
+      <w:rPr>
+        <w:color w:val="666666"/>
+        <w:sz w:val="20"/>
+        <w:szCs w:val="20"/>
+      </w:rPr>
+      <w:fldChar w:fldCharType="separate"/>
+    </w:r>
+    <w:r>
+      <w:rPr>
+        <w:color w:val="666666"/>
+        <w:sz w:val="20"/>
+        <w:szCs w:val="20"/>
+      </w:rPr>
+      <w:t>1</w:t>
+    </w:r>
+    <w:r>
+      <w:rPr>
+        <w:color w:val="666666"/>
+        <w:sz w:val="20"/>
+        <w:szCs w:val="20"/>
+      </w:rPr>
+      <w:fldChar w:fldCharType="end"/>
+    </w:r>
+  </w:p>
+</w:ftr>
+</file>
+
+<file path=word/footer3.xml><?xml version="1.0" encoding="utf-8"?>
+<w:ftr xmlns:o="urn:schemas-microsoft-com:office:office" xmlns:r="http://schemas.openxmlformats.org/officeDocument/2006/relationships" xmlns:v="urn:schemas-microsoft-com:vml" xmlns:w="http://schemas.openxmlformats.org/wordprocessingml/2006/main" xmlns:w10="urn:schemas-microsoft-com:office:word" xmlns:wp="http://schemas.openxmlformats.org/drawingml/2006/wordprocessingDrawing" xmlns:pic="http://schemas.openxmlformats.org/drawingml/2006/picture" xmlns:wps="http://schemas.microsoft.com/office/word/2010/wordprocessingShape" xmlns:wpg="http://schemas.microsoft.com/office/word/2010/wordprocessingGroup" xmlns:mc="http://schemas.openxmlformats.org/markup-compatibility/2006" xmlns:wp14="http://schemas.microsoft.com/office/word/2010/wordprocessingDrawing" xmlns:w14="http://schemas.microsoft.com/office/word/2010/wordml" xmlns:w15="http://schemas.microsoft.com/office/word/2012/wordml" mc:Ignorable="w14 wp14 w15">
+  <w:p>
+    <w:pPr>
+      <w:pStyle w:val="normal1"/>
+      <w:spacing w:lineRule="auto" w:line="240"/>
+      <w:jc w:val="center"/>
+      <w:rPr>
+        <w:color w:val="666666"/>
+        <w:sz w:val="20"/>
+        <w:szCs w:val="20"/>
+      </w:rPr>
+    </w:pPr>
+    <w:r>
+      <w:rPr>
+        <w:color w:val="666666"/>
+        <w:sz w:val="20"/>
+        <w:szCs w:val="20"/>
+      </w:rPr>
+    </w:r>
+  </w:p>
+  <w:p>
+    <w:pPr>
+      <w:pStyle w:val="normal1"/>
+      <w:spacing w:lineRule="auto" w:line="240"/>
+      <w:jc w:val="center"/>
+      <w:rPr>
+        <w:color w:val="666666"/>
+      </w:rPr>
+    </w:pPr>
+    <w:r>
+      <w:rPr>
+        <w:color w:val="666666"/>
+      </w:rPr>
+      <w:drawing>
+        <wp:anchor distT="114300" distB="114300" distL="114300" distR="114300" simplePos="0" relativeHeight="0" behindDoc="1" locked="0" layoutInCell="1" allowOverlap="1">
+          <wp:simplePos x="0" y="0"/>
+          <wp:positionH relativeFrom="column">
+            <wp:posOffset>2353945</wp:posOffset>
+          </wp:positionH>
+          <wp:positionV relativeFrom="paragraph">
+            <wp:posOffset>137795</wp:posOffset>
+          </wp:positionV>
+          <wp:extent cx="1004570" cy="286385"/>
+          <wp:effectExtent l="0" t="0" r="0" b="0"/>
+          <wp:wrapTopAndBottom/>
+          <wp:docPr id="4" name="image2.png"/>
+          <wp:cNvGraphicFramePr>
+            <a:graphicFrameLocks xmlns:a="http://schemas.openxmlformats.org/drawingml/2006/main" noChangeAspect="1"/>
+          </wp:cNvGraphicFramePr>
+          <a:graphic xmlns:a="http://schemas.openxmlformats.org/drawingml/2006/main">
+            <a:graphicData uri="http://schemas.openxmlformats.org/drawingml/2006/picture">
+              <pic:pic xmlns:pic="http://schemas.openxmlformats.org/drawingml/2006/picture">
+                <pic:nvPicPr>
+                  <pic:cNvPr id="4" name="image2.png"/>
+                  <pic:cNvPicPr>
+                    <a:picLocks noChangeAspect="1" noChangeArrowheads="1"/>
+                  </pic:cNvPicPr>
+                </pic:nvPicPr>
+                <pic:blipFill>
+                  <a:blip r:embed="rId1"/>
+                  <a:stretch>
+                    <a:fillRect/>
+                  </a:stretch>
+                </pic:blipFill>
+                <pic:spPr bwMode="auto">
+                  <a:xfrm>
+                    <a:off x="0" y="0"/>
+                    <a:ext cx="1004570" cy="286385"/>
+                  </a:xfrm>
+                  <a:prstGeom prst="rect">
+                    <a:avLst/>
+                  </a:prstGeom>
+                </pic:spPr>
+              </pic:pic>
+            </a:graphicData>
+          </a:graphic>
+        </wp:anchor>
+      </w:drawing>
+    </w:r>
+  </w:p>
+  <w:p>
+    <w:pPr>
+      <w:pStyle w:val="normal1"/>
+      <w:spacing w:lineRule="auto" w:line="240"/>
+      <w:jc w:val="center"/>
+      <w:rPr>
+        <w:color w:val="666666"/>
+      </w:rPr>
+    </w:pPr>
+    <w:r>
+      <w:rPr>
+        <w:color w:val="666666"/>
+      </w:rPr>
+    </w:r>
+  </w:p>
+  <w:p>
+    <w:pPr>
+      <w:pStyle w:val="normal1"/>
+      <w:spacing w:lineRule="auto" w:line="240"/>
+      <w:jc w:val="center"/>
+      <w:rPr>
+        <w:color w:val="666666"/>
+      </w:rPr>
+    </w:pPr>
+    <w:r>
+      <w:rPr>
+        <w:color w:val="666666"/>
+      </w:rPr>
+    </w:r>
+  </w:p>
+  <w:p>
+    <w:pPr>
+      <w:pStyle w:val="normal1"/>
+      <w:spacing w:lineRule="auto" w:line="240"/>
+      <w:jc w:val="center"/>
+      <w:rPr>
+        <w:sz w:val="16"/>
+        <w:szCs w:val="16"/>
+      </w:rPr>
+    </w:pPr>
+    <w:r>
+      <w:rPr>
+        <w:color w:val="666666"/>
+        <w:sz w:val="16"/>
+        <w:szCs w:val="16"/>
+      </w:rPr>
+      <w:t>Rua Tamoios, 1200 – Vila Izabel – Curitiba/PR—CEP: 80.320-290</w:t>
+    </w:r>
+  </w:p>
+  <w:p>
+    <w:pPr>
+      <w:pStyle w:val="normal1"/>
+      <w:spacing w:lineRule="auto" w:line="240"/>
+      <w:jc w:val="center"/>
+      <w:rPr>
+        <w:sz w:val="16"/>
+        <w:szCs w:val="16"/>
+      </w:rPr>
+    </w:pPr>
+    <w:r>
+      <w:rPr>
+        <w:color w:val="666666"/>
+        <w:sz w:val="16"/>
+        <w:szCs w:val="16"/>
+      </w:rPr>
+      <w:t>Fone: (41) 3270-1650 – e-mail: espc@pc.pr.gov.br</w:t>
+    </w:r>
+  </w:p>
+  <w:p>
+    <w:pPr>
+      <w:pStyle w:val="normal1"/>
+      <w:spacing w:lineRule="auto" w:line="240"/>
+      <w:jc w:val="center"/>
+      <w:rPr/>
+    </w:pPr>
+    <w:r>
+      <w:rPr/>
+      <w:fldChar w:fldCharType="begin"/>
+    </w:r>
+    <w:r>
+      <w:rPr/>
+      <w:instrText xml:space="preserve"> PAGE </w:instrText>
+    </w:r>
+    <w:r>
+      <w:rPr/>
+      <w:fldChar w:fldCharType="separate"/>
+    </w:r>
+    <w:r>
+      <w:rPr/>
+      <w:t>1</w:t>
+    </w:r>
+    <w:r>
+      <w:rPr/>
+      <w:fldChar w:fldCharType="end"/>
+    </w:r>
+  </w:p>
+</w:ftr>
+</file>
+
+<file path=word/footer4.xml><?xml version="1.0" encoding="utf-8"?>
+<w:ftr xmlns:o="urn:schemas-microsoft-com:office:office" xmlns:r="http://schemas.openxmlformats.org/officeDocument/2006/relationships" xmlns:v="urn:schemas-microsoft-com:vml" xmlns:w="http://schemas.openxmlformats.org/wordprocessingml/2006/main" xmlns:w10="urn:schemas-microsoft-com:office:word" xmlns:wp="http://schemas.openxmlformats.org/drawingml/2006/wordprocessingDrawing" xmlns:pic="http://schemas.openxmlformats.org/drawingml/2006/picture" xmlns:wps="http://schemas.microsoft.com/office/word/2010/wordprocessingShape" xmlns:wpg="http://schemas.microsoft.com/office/word/2010/wordprocessingGroup" xmlns:mc="http://schemas.openxmlformats.org/markup-compatibility/2006" xmlns:wp14="http://schemas.microsoft.com/office/word/2010/wordprocessingDrawing" xmlns:w14="http://schemas.microsoft.com/office/word/2010/wordml" xmlns:w15="http://schemas.microsoft.com/office/word/2012/wordml" mc:Ignorable="w14 wp14 w15">
+  <w:p>
+    <w:pPr>
+      <w:pStyle w:val="Footer"/>
+      <w:rPr/>
+    </w:pPr>
+    <w:r>
+      <w:rPr/>
+    </w:r>
+  </w:p>
+</w:ftr>
+</file>
+
+<file path=word/footer5.xml><?xml version="1.0" encoding="utf-8"?>
+<w:ftr xmlns:o="urn:schemas-microsoft-com:office:office" xmlns:r="http://schemas.openxmlformats.org/officeDocument/2006/relationships" xmlns:v="urn:schemas-microsoft-com:vml" xmlns:w="http://schemas.openxmlformats.org/wordprocessingml/2006/main" xmlns:w10="urn:schemas-microsoft-com:office:word" xmlns:wp="http://schemas.openxmlformats.org/drawingml/2006/wordprocessingDrawing" xmlns:pic="http://schemas.openxmlformats.org/drawingml/2006/picture" xmlns:wps="http://schemas.microsoft.com/office/word/2010/wordprocessingShape" xmlns:wpg="http://schemas.microsoft.com/office/word/2010/wordprocessingGroup" xmlns:mc="http://schemas.openxmlformats.org/markup-compatibility/2006" xmlns:wp14="http://schemas.microsoft.com/office/word/2010/wordprocessingDrawing" xmlns:w14="http://schemas.microsoft.com/office/word/2010/wordml" xmlns:w15="http://schemas.microsoft.com/office/word/2012/wordml" mc:Ignorable="w14 wp14 w15">
+  <w:p>
+    <w:pPr>
+      <w:pStyle w:val="normal1"/>
+      <w:spacing w:lineRule="auto" w:line="240"/>
+      <w:jc w:val="center"/>
+      <w:rPr>
+        <w:color w:val="666666"/>
+        <w:sz w:val="20"/>
+        <w:szCs w:val="20"/>
+      </w:rPr>
+    </w:pPr>
+    <w:r>
+      <w:rPr>
+        <w:color w:val="666666"/>
+        <w:sz w:val="20"/>
+        <w:szCs w:val="20"/>
+      </w:rPr>
+      <w:fldChar w:fldCharType="begin"/>
+    </w:r>
+    <w:r>
+      <w:rPr>
+        <w:color w:val="666666"/>
+        <w:sz w:val="20"/>
+        <w:szCs w:val="20"/>
+      </w:rPr>
+      <w:instrText xml:space="preserve"> PAGE </w:instrText>
+    </w:r>
+    <w:r>
+      <w:rPr>
+        <w:color w:val="666666"/>
+        <w:sz w:val="20"/>
+        <w:szCs w:val="20"/>
+      </w:rPr>
+      <w:fldChar w:fldCharType="separate"/>
+    </w:r>
+    <w:r>
+      <w:rPr>
+        <w:color w:val="666666"/>
+        <w:sz w:val="20"/>
+        <w:szCs w:val="20"/>
+      </w:rPr>
+      <w:t>3</w:t>
+    </w:r>
+    <w:r>
+      <w:rPr>
+        <w:color w:val="666666"/>
+        <w:sz w:val="20"/>
+        <w:szCs w:val="20"/>
+      </w:rPr>
+      <w:fldChar w:fldCharType="end"/>
+    </w:r>
+  </w:p>
+  <w:p>
+    <w:pPr>
+      <w:pStyle w:val="normal1"/>
+      <w:jc w:val="right"/>
+      <w:rPr/>
+    </w:pPr>
+    <w:r>
+      <w:rPr/>
+    </w:r>
+  </w:p>
+</w:ftr>
+</file>
+
+<file path=word/footer6.xml><?xml version="1.0" encoding="utf-8"?>
+<w:ftr xmlns:o="urn:schemas-microsoft-com:office:office" xmlns:r="http://schemas.openxmlformats.org/officeDocument/2006/relationships" xmlns:v="urn:schemas-microsoft-com:vml" xmlns:w="http://schemas.openxmlformats.org/wordprocessingml/2006/main" xmlns:w10="urn:schemas-microsoft-com:office:word" xmlns:wp="http://schemas.openxmlformats.org/drawingml/2006/wordprocessingDrawing" xmlns:pic="http://schemas.openxmlformats.org/drawingml/2006/picture" xmlns:wps="http://schemas.microsoft.com/office/word/2010/wordprocessingShape" xmlns:wpg="http://schemas.microsoft.com/office/word/2010/wordprocessingGroup" xmlns:mc="http://schemas.openxmlformats.org/markup-compatibility/2006" xmlns:wp14="http://schemas.microsoft.com/office/word/2010/wordprocessingDrawing" xmlns:w14="http://schemas.microsoft.com/office/word/2010/wordml" xmlns:w15="http://schemas.microsoft.com/office/word/2012/wordml" mc:Ignorable="w14 wp14 w15">
+  <w:p>
+    <w:pPr>
+      <w:pStyle w:val="normal1"/>
+      <w:spacing w:lineRule="auto" w:line="240"/>
+      <w:jc w:val="center"/>
+      <w:rPr>
+        <w:color w:val="666666"/>
+        <w:sz w:val="20"/>
+        <w:szCs w:val="20"/>
+      </w:rPr>
+    </w:pPr>
+    <w:r>
+      <w:rPr>
+        <w:color w:val="666666"/>
+        <w:sz w:val="20"/>
+        <w:szCs w:val="20"/>
+      </w:rPr>
+      <w:fldChar w:fldCharType="begin"/>
+    </w:r>
+    <w:r>
+      <w:rPr>
+        <w:color w:val="666666"/>
+        <w:sz w:val="20"/>
+        <w:szCs w:val="20"/>
+      </w:rPr>
+      <w:instrText xml:space="preserve"> PAGE </w:instrText>
+    </w:r>
+    <w:r>
+      <w:rPr>
+        <w:color w:val="666666"/>
+        <w:sz w:val="20"/>
+        <w:szCs w:val="20"/>
+      </w:rPr>
+      <w:fldChar w:fldCharType="separate"/>
+    </w:r>
+    <w:r>
+      <w:rPr>
+        <w:color w:val="666666"/>
+        <w:sz w:val="20"/>
+        <w:szCs w:val="20"/>
+      </w:rPr>
+      <w:t>3</w:t>
+    </w:r>
+    <w:r>
+      <w:rPr>
+        <w:color w:val="666666"/>
+        <w:sz w:val="20"/>
+        <w:szCs w:val="20"/>
+      </w:rPr>
+      <w:fldChar w:fldCharType="end"/>
+    </w:r>
+  </w:p>
+  <w:p>
+    <w:pPr>
+      <w:pStyle w:val="normal1"/>
+      <w:jc w:val="right"/>
+      <w:rPr/>
+    </w:pPr>
+    <w:r>
+      <w:rPr/>
+    </w:r>
+  </w:p>
+</w:ftr>
+</file>
+
+<file path=word/header1.xml><?xml version="1.0" encoding="utf-8"?>
+<w:hdr xmlns:o="urn:schemas-microsoft-com:office:office" xmlns:r="http://schemas.openxmlformats.org/officeDocument/2006/relationships" xmlns:v="urn:schemas-microsoft-com:vml" xmlns:w="http://schemas.openxmlformats.org/wordprocessingml/2006/main" xmlns:w10="urn:schemas-microsoft-com:office:word" xmlns:wp="http://schemas.openxmlformats.org/drawingml/2006/wordprocessingDrawing" xmlns:pic="http://schemas.openxmlformats.org/drawingml/2006/picture" xmlns:wps="http://schemas.microsoft.com/office/word/2010/wordprocessingShape" xmlns:wpg="http://schemas.microsoft.com/office/word/2010/wordprocessingGroup" xmlns:mc="http://schemas.openxmlformats.org/markup-compatibility/2006" xmlns:wp14="http://schemas.microsoft.com/office/word/2010/wordprocessingDrawing" xmlns:w14="http://schemas.microsoft.com/office/word/2010/wordml" xmlns:w15="http://schemas.microsoft.com/office/word/2012/wordml" mc:Ignorable="w14 wp14 w15">
+  <w:p>
+    <w:pPr>
+      <w:pStyle w:val="Header"/>
+      <w:rPr/>
+    </w:pPr>
+    <w:r>
+      <w:rPr/>
+    </w:r>
+  </w:p>
+</w:hdr>
+</file>
+
+<file path=word/header2.xml><?xml version="1.0" encoding="utf-8"?>
+<w:hdr xmlns:o="urn:schemas-microsoft-com:office:office" xmlns:r="http://schemas.openxmlformats.org/officeDocument/2006/relationships" xmlns:v="urn:schemas-microsoft-com:vml" xmlns:w="http://schemas.openxmlformats.org/wordprocessingml/2006/main" xmlns:w10="urn:schemas-microsoft-com:office:word" xmlns:wp="http://schemas.openxmlformats.org/drawingml/2006/wordprocessingDrawing" xmlns:pic="http://schemas.openxmlformats.org/drawingml/2006/picture" xmlns:wps="http://schemas.microsoft.com/office/word/2010/wordprocessingShape" xmlns:wpg="http://schemas.microsoft.com/office/word/2010/wordprocessingGroup" xmlns:mc="http://schemas.openxmlformats.org/markup-compatibility/2006" xmlns:wp14="http://schemas.microsoft.com/office/word/2010/wordprocessingDrawing" xmlns:w14="http://schemas.microsoft.com/office/word/2010/wordml" xmlns:w15="http://schemas.microsoft.com/office/word/2012/wordml" mc:Ignorable="w14 wp14 w15">
+  <w:p>
+    <w:pPr>
+      <w:pStyle w:val="normal1"/>
+      <w:jc w:val="center"/>
+      <w:rPr>
+        <w:color w:val="666666"/>
+        <w:sz w:val="24"/>
+        <w:szCs w:val="24"/>
+      </w:rPr>
+    </w:pPr>
+    <w:r>
+      <w:rPr>
+        <w:color w:val="666666"/>
+        <w:sz w:val="24"/>
+        <w:szCs w:val="24"/>
+      </w:rPr>
+      <w:drawing>
+        <wp:anchor distT="114300" distB="114300" distL="114300" distR="114300" simplePos="0" relativeHeight="3" behindDoc="1" locked="0" layoutInCell="0" allowOverlap="1">
+          <wp:simplePos x="0" y="0"/>
+          <wp:positionH relativeFrom="column">
+            <wp:posOffset>2399030</wp:posOffset>
+          </wp:positionH>
+          <wp:positionV relativeFrom="paragraph">
+            <wp:posOffset>-285750</wp:posOffset>
+          </wp:positionV>
+          <wp:extent cx="929005" cy="1313815"/>
+          <wp:effectExtent l="0" t="0" r="0" b="0"/>
+          <wp:wrapTopAndBottom/>
+          <wp:docPr id="1" name="Figura3"/>
+          <wp:cNvGraphicFramePr>
+            <a:graphicFrameLocks xmlns:a="http://schemas.openxmlformats.org/drawingml/2006/main" noChangeAspect="1"/>
+          </wp:cNvGraphicFramePr>
+          <a:graphic xmlns:a="http://schemas.openxmlformats.org/drawingml/2006/main">
+            <a:graphicData uri="http://schemas.openxmlformats.org/drawingml/2006/picture">
+              <pic:pic xmlns:pic="http://schemas.openxmlformats.org/drawingml/2006/picture">
+                <pic:nvPicPr>
+                  <pic:cNvPr id="1" name="Figura3"/>
+                  <pic:cNvPicPr>
+                    <a:picLocks noChangeAspect="1" noChangeArrowheads="1"/>
+                  </pic:cNvPicPr>
+                </pic:nvPicPr>
+                <pic:blipFill>
+                  <a:blip r:embed="rId1"/>
+                  <a:stretch>
+                    <a:fillRect/>
+                  </a:stretch>
+                </pic:blipFill>
+                <pic:spPr bwMode="auto">
+                  <a:xfrm>
+                    <a:off x="0" y="0"/>
+                    <a:ext cx="929005" cy="1313815"/>
+                  </a:xfrm>
+                  <a:prstGeom prst="rect">
+                    <a:avLst/>
+                  </a:prstGeom>
+                  <a:noFill/>
+                </pic:spPr>
+              </pic:pic>
+            </a:graphicData>
+          </a:graphic>
+        </wp:anchor>
+      </w:drawing>
+    </w:r>
+  </w:p>
+  <w:p>
+    <w:pPr>
+      <w:pStyle w:val="normal1"/>
+      <w:jc w:val="center"/>
+      <w:rPr>
+        <w:color w:val="666666"/>
+        <w:sz w:val="24"/>
+        <w:szCs w:val="24"/>
+      </w:rPr>
+    </w:pPr>
+    <w:r>
+      <w:rPr>
+        <w:color w:val="666666"/>
+        <w:sz w:val="24"/>
+        <w:szCs w:val="24"/>
+      </w:rPr>
+    </w:r>
+  </w:p>
+  <w:p>
+    <w:pPr>
+      <w:pStyle w:val="normal1"/>
+      <w:jc w:val="center"/>
+      <w:rPr>
+        <w:color w:val="666666"/>
+        <w:sz w:val="24"/>
+        <w:szCs w:val="24"/>
+      </w:rPr>
+    </w:pPr>
+    <w:r>
+      <w:rPr>
+        <w:color w:val="666666"/>
+        <w:sz w:val="24"/>
+        <w:szCs w:val="24"/>
+      </w:rPr>
+    </w:r>
+  </w:p>
+  <w:p>
+    <w:pPr>
+      <w:pStyle w:val="normal1"/>
+      <w:jc w:val="center"/>
+      <w:rPr>
+        <w:color w:val="666666"/>
+        <w:sz w:val="24"/>
+        <w:szCs w:val="24"/>
+      </w:rPr>
+    </w:pPr>
+    <w:r>
+      <w:rPr>
+        <w:color w:val="666666"/>
+        <w:sz w:val="24"/>
+        <w:szCs w:val="24"/>
+      </w:rPr>
+    </w:r>
+  </w:p>
+  <w:p>
+    <w:pPr>
+      <w:pStyle w:val="normal1"/>
+      <w:jc w:val="center"/>
+      <w:rPr>
+        <w:color w:val="666666"/>
+        <w:sz w:val="24"/>
+        <w:szCs w:val="24"/>
+      </w:rPr>
+    </w:pPr>
+    <w:r>
+      <w:rPr>
+        <w:color w:val="666666"/>
+        <w:sz w:val="24"/>
+        <w:szCs w:val="24"/>
+      </w:rPr>
+    </w:r>
+  </w:p>
+  <w:p>
+    <w:pPr>
+      <w:pStyle w:val="normal1"/>
+      <w:jc w:val="center"/>
+      <w:rPr>
+        <w:color w:val="666666"/>
+        <w:sz w:val="24"/>
+        <w:szCs w:val="24"/>
+      </w:rPr>
+    </w:pPr>
+    <w:r>
+      <w:rPr>
+        <w:color w:val="666666"/>
+        <w:sz w:val="24"/>
+        <w:szCs w:val="24"/>
+      </w:rPr>
+    </w:r>
+  </w:p>
+  <w:p>
+    <w:pPr>
+      <w:pStyle w:val="normal1"/>
+      <w:jc w:val="center"/>
+      <w:rPr>
+        <w:color w:val="666666"/>
+        <w:sz w:val="24"/>
+        <w:szCs w:val="24"/>
+      </w:rPr>
+    </w:pPr>
+    <w:r>
+      <w:rPr>
+        <w:color w:val="666666"/>
+        <w:sz w:val="24"/>
+        <w:szCs w:val="24"/>
+      </w:rPr>
+      <w:t>SECRETARIA DE ESTADO DA SEGURANÇA PÚBLICA</w:t>
+      <w:br/>
+    </w:r>
+    <w:r>
+      <w:rPr>
+        <w:b/>
+        <w:color w:val="666666"/>
+        <w:sz w:val="24"/>
+        <w:szCs w:val="24"/>
+      </w:rPr>
+      <w:t>POLÍCIA CIVIL DO PARANÁ</w:t>
+      <w:br/>
+    </w:r>
+    <w:r>
+      <w:rPr>
+        <w:color w:val="666666"/>
+        <w:sz w:val="24"/>
+        <w:szCs w:val="24"/>
+      </w:rPr>
+      <w:t>ESCOLA SUPERIOR DE POLÍCIA CIVIL</w:t>
+    </w:r>
+  </w:p>
+  <w:p>
+    <w:pPr>
+      <w:pStyle w:val="normal1"/>
+      <w:rPr/>
+    </w:pPr>
+    <w:r>
+      <w:rPr/>
+    </w:r>
+  </w:p>
+</w:hdr>
+</file>
+
+<file path=word/header3.xml><?xml version="1.0" encoding="utf-8"?>
+<w:hdr xmlns:o="urn:schemas-microsoft-com:office:office" xmlns:r="http://schemas.openxmlformats.org/officeDocument/2006/relationships" xmlns:v="urn:schemas-microsoft-com:vml" xmlns:w="http://schemas.openxmlformats.org/wordprocessingml/2006/main" xmlns:w10="urn:schemas-microsoft-com:office:word" xmlns:wp="http://schemas.openxmlformats.org/drawingml/2006/wordprocessingDrawing" xmlns:pic="http://schemas.openxmlformats.org/drawingml/2006/picture" xmlns:wps="http://schemas.microsoft.com/office/word/2010/wordprocessingShape" xmlns:wpg="http://schemas.microsoft.com/office/word/2010/wordprocessingGroup" xmlns:mc="http://schemas.openxmlformats.org/markup-compatibility/2006" xmlns:wp14="http://schemas.microsoft.com/office/word/2010/wordprocessingDrawing" xmlns:w14="http://schemas.microsoft.com/office/word/2010/wordml" xmlns:w15="http://schemas.microsoft.com/office/word/2012/wordml" mc:Ignorable="w14 wp14 w15">
+  <w:p>
+    <w:pPr>
+      <w:pStyle w:val="normal1"/>
+      <w:jc w:val="center"/>
+      <w:rPr>
+        <w:color w:val="666666"/>
+        <w:sz w:val="24"/>
+        <w:szCs w:val="24"/>
+      </w:rPr>
+    </w:pPr>
+    <w:r>
+      <w:rPr>
+        <w:color w:val="666666"/>
+        <w:sz w:val="24"/>
+        <w:szCs w:val="24"/>
+      </w:rPr>
+      <w:drawing>
+        <wp:anchor distT="114300" distB="114300" distL="114300" distR="114300" simplePos="0" relativeHeight="0" behindDoc="1" locked="0" layoutInCell="1" allowOverlap="1">
+          <wp:simplePos x="0" y="0"/>
+          <wp:positionH relativeFrom="column">
+            <wp:posOffset>2399030</wp:posOffset>
+          </wp:positionH>
+          <wp:positionV relativeFrom="paragraph">
+            <wp:posOffset>-285750</wp:posOffset>
+          </wp:positionV>
+          <wp:extent cx="929005" cy="1313815"/>
+          <wp:effectExtent l="0" t="0" r="0" b="0"/>
+          <wp:wrapTopAndBottom/>
+          <wp:docPr id="2" name="Image2"/>
+          <wp:cNvGraphicFramePr>
+            <a:graphicFrameLocks xmlns:a="http://schemas.openxmlformats.org/drawingml/2006/main" noChangeAspect="1"/>
+          </wp:cNvGraphicFramePr>
+          <a:graphic xmlns:a="http://schemas.openxmlformats.org/drawingml/2006/main">
+            <a:graphicData uri="http://schemas.openxmlformats.org/drawingml/2006/picture">
+              <pic:pic xmlns:pic="http://schemas.openxmlformats.org/drawingml/2006/picture">
+                <pic:nvPicPr>
+                  <pic:cNvPr id="2" name="Image2"/>
+                  <pic:cNvPicPr>
+                    <a:picLocks noChangeAspect="1" noChangeArrowheads="1"/>
+                  </pic:cNvPicPr>
+                </pic:nvPicPr>
+                <pic:blipFill>
+                  <a:blip r:embed="rId1"/>
+                  <a:stretch>
+                    <a:fillRect/>
+                  </a:stretch>
+                </pic:blipFill>
+                <pic:spPr bwMode="auto">
+                  <a:xfrm>
+                    <a:off x="0" y="0"/>
+                    <a:ext cx="929005" cy="1313815"/>
+                  </a:xfrm>
+                  <a:prstGeom prst="rect">
+                    <a:avLst/>
+                  </a:prstGeom>
+                </pic:spPr>
+              </pic:pic>
+            </a:graphicData>
+          </a:graphic>
+        </wp:anchor>
+      </w:drawing>
+    </w:r>
+  </w:p>
+  <w:p>
+    <w:pPr>
+      <w:pStyle w:val="normal1"/>
+      <w:jc w:val="center"/>
+      <w:rPr>
+        <w:color w:val="666666"/>
+        <w:sz w:val="24"/>
+        <w:szCs w:val="24"/>
+      </w:rPr>
+    </w:pPr>
+    <w:r>
+      <w:rPr>
+        <w:color w:val="666666"/>
+        <w:sz w:val="24"/>
+        <w:szCs w:val="24"/>
+      </w:rPr>
+    </w:r>
+  </w:p>
+  <w:p>
+    <w:pPr>
+      <w:pStyle w:val="normal1"/>
+      <w:jc w:val="center"/>
+      <w:rPr>
+        <w:color w:val="666666"/>
+        <w:sz w:val="24"/>
+        <w:szCs w:val="24"/>
+      </w:rPr>
+    </w:pPr>
+    <w:r>
+      <w:rPr>
+        <w:color w:val="666666"/>
+        <w:sz w:val="24"/>
+        <w:szCs w:val="24"/>
+      </w:rPr>
+    </w:r>
+  </w:p>
+  <w:p>
+    <w:pPr>
+      <w:pStyle w:val="normal1"/>
+      <w:jc w:val="center"/>
+      <w:rPr>
+        <w:color w:val="666666"/>
+        <w:sz w:val="24"/>
+        <w:szCs w:val="24"/>
+      </w:rPr>
+    </w:pPr>
+    <w:r>
+      <w:rPr>
+        <w:color w:val="666666"/>
+        <w:sz w:val="24"/>
+        <w:szCs w:val="24"/>
+      </w:rPr>
+    </w:r>
+  </w:p>
+  <w:p>
+    <w:pPr>
+      <w:pStyle w:val="normal1"/>
+      <w:jc w:val="center"/>
+      <w:rPr>
+        <w:color w:val="666666"/>
+        <w:sz w:val="24"/>
+        <w:szCs w:val="24"/>
+      </w:rPr>
+    </w:pPr>
+    <w:r>
+      <w:rPr>
+        <w:color w:val="666666"/>
+        <w:sz w:val="24"/>
+        <w:szCs w:val="24"/>
+      </w:rPr>
+    </w:r>
+  </w:p>
+  <w:p>
+    <w:pPr>
+      <w:pStyle w:val="normal1"/>
+      <w:jc w:val="center"/>
+      <w:rPr>
+        <w:color w:val="666666"/>
+        <w:sz w:val="24"/>
+        <w:szCs w:val="24"/>
+      </w:rPr>
+    </w:pPr>
+    <w:r>
+      <w:rPr>
+        <w:color w:val="666666"/>
+        <w:sz w:val="24"/>
+        <w:szCs w:val="24"/>
+      </w:rPr>
+    </w:r>
+  </w:p>
+  <w:p>
+    <w:pPr>
+      <w:pStyle w:val="normal1"/>
+      <w:jc w:val="center"/>
+      <w:rPr>
+        <w:color w:val="666666"/>
+        <w:sz w:val="24"/>
+        <w:szCs w:val="24"/>
+      </w:rPr>
+    </w:pPr>
+    <w:r>
+      <w:rPr>
+        <w:color w:val="666666"/>
+        <w:sz w:val="24"/>
+        <w:szCs w:val="24"/>
+      </w:rPr>
+      <w:t>SECRETARIA DE ESTADO DA SEGURANÇA PÚBLICA</w:t>
+      <w:br/>
+    </w:r>
+    <w:r>
+      <w:rPr>
+        <w:b/>
+        <w:color w:val="666666"/>
+        <w:sz w:val="24"/>
+        <w:szCs w:val="24"/>
+      </w:rPr>
+      <w:t>POLÍCIA CIVIL DO PARANÁ</w:t>
+      <w:br/>
+    </w:r>
+    <w:r>
+      <w:rPr>
+        <w:color w:val="666666"/>
+        <w:sz w:val="24"/>
+        <w:szCs w:val="24"/>
+      </w:rPr>
+      <w:t>ESCOLA SUPERIOR DE POLÍCIA CIVIL</w:t>
+    </w:r>
+  </w:p>
+  <w:p>
+    <w:pPr>
+      <w:pStyle w:val="normal1"/>
+      <w:rPr/>
+    </w:pPr>
+    <w:r>
+      <w:rPr/>
+    </w:r>
+  </w:p>
+</w:hdr>
+</file>
+
+<file path=word/header4.xml><?xml version="1.0" encoding="utf-8"?>
+<w:hdr xmlns:o="urn:schemas-microsoft-com:office:office" xmlns:r="http://schemas.openxmlformats.org/officeDocument/2006/relationships" xmlns:v="urn:schemas-microsoft-com:vml" xmlns:w="http://schemas.openxmlformats.org/wordprocessingml/2006/main" xmlns:w10="urn:schemas-microsoft-com:office:word" xmlns:wp="http://schemas.openxmlformats.org/drawingml/2006/wordprocessingDrawing" xmlns:pic="http://schemas.openxmlformats.org/drawingml/2006/picture" xmlns:wps="http://schemas.microsoft.com/office/word/2010/wordprocessingShape" xmlns:wpg="http://schemas.microsoft.com/office/word/2010/wordprocessingGroup" xmlns:mc="http://schemas.openxmlformats.org/markup-compatibility/2006" xmlns:wp14="http://schemas.microsoft.com/office/word/2010/wordprocessingDrawing" xmlns:w14="http://schemas.microsoft.com/office/word/2010/wordml" xmlns:w15="http://schemas.microsoft.com/office/word/2012/wordml" mc:Ignorable="w14 wp14 w15">
+  <w:p>
+    <w:pPr>
+      <w:pStyle w:val="Header"/>
+      <w:rPr/>
+    </w:pPr>
+    <w:r>
+      <w:rPr/>
+    </w:r>
+  </w:p>
+</w:hdr>
+</file>
+
+<file path=word/header5.xml><?xml version="1.0" encoding="utf-8"?>
+<w:hdr xmlns:o="urn:schemas-microsoft-com:office:office" xmlns:r="http://schemas.openxmlformats.org/officeDocument/2006/relationships" xmlns:v="urn:schemas-microsoft-com:vml" xmlns:w="http://schemas.openxmlformats.org/wordprocessingml/2006/main" xmlns:w10="urn:schemas-microsoft-com:office:word" xmlns:wp="http://schemas.openxmlformats.org/drawingml/2006/wordprocessingDrawing" xmlns:pic="http://schemas.openxmlformats.org/drawingml/2006/picture" xmlns:wps="http://schemas.microsoft.com/office/word/2010/wordprocessingShape" xmlns:wpg="http://schemas.microsoft.com/office/word/2010/wordprocessingGroup" xmlns:mc="http://schemas.openxmlformats.org/markup-compatibility/2006" xmlns:wp14="http://schemas.microsoft.com/office/word/2010/wordprocessingDrawing" xmlns:w14="http://schemas.microsoft.com/office/word/2010/wordml" xmlns:w15="http://schemas.microsoft.com/office/word/2012/wordml" mc:Ignorable="w14 wp14 w15">
+  <w:p>
+    <w:pPr>
+      <w:pStyle w:val="normal1"/>
+      <w:jc w:val="center"/>
+      <w:rPr>
+        <w:color w:val="666666"/>
+        <w:sz w:val="24"/>
+        <w:szCs w:val="24"/>
+      </w:rPr>
+    </w:pPr>
+    <w:r>
+      <w:rPr>
+        <w:color w:val="666666"/>
+        <w:sz w:val="24"/>
+        <w:szCs w:val="24"/>
+      </w:rPr>
+    </w:r>
+  </w:p>
+  <w:p>
+    <w:pPr>
+      <w:pStyle w:val="normal1"/>
+      <w:rPr/>
+    </w:pPr>
+    <w:r>
+      <w:rPr/>
+    </w:r>
+  </w:p>
+</w:hdr>
+</file>
+
+<file path=word/header6.xml><?xml version="1.0" encoding="utf-8"?>
+<w:hdr xmlns:o="urn:schemas-microsoft-com:office:office" xmlns:r="http://schemas.openxmlformats.org/officeDocument/2006/relationships" xmlns:v="urn:schemas-microsoft-com:vml" xmlns:w="http://schemas.openxmlformats.org/wordprocessingml/2006/main" xmlns:w10="urn:schemas-microsoft-com:office:word" xmlns:wp="http://schemas.openxmlformats.org/drawingml/2006/wordprocessingDrawing" xmlns:pic="http://schemas.openxmlformats.org/drawingml/2006/picture" xmlns:wps="http://schemas.microsoft.com/office/word/2010/wordprocessingShape" xmlns:wpg="http://schemas.microsoft.com/office/word/2010/wordprocessingGroup" xmlns:mc="http://schemas.openxmlformats.org/markup-compatibility/2006" xmlns:wp14="http://schemas.microsoft.com/office/word/2010/wordprocessingDrawing" xmlns:w14="http://schemas.microsoft.com/office/word/2010/wordml" xmlns:w15="http://schemas.microsoft.com/office/word/2012/wordml" mc:Ignorable="w14 wp14 w15">
+  <w:p>
+    <w:pPr>
+      <w:pStyle w:val="normal1"/>
+      <w:jc w:val="center"/>
+      <w:rPr>
+        <w:color w:val="666666"/>
+        <w:sz w:val="24"/>
+        <w:szCs w:val="24"/>
+      </w:rPr>
+    </w:pPr>
+    <w:r>
+      <w:rPr>
+        <w:color w:val="666666"/>
+        <w:sz w:val="24"/>
+        <w:szCs w:val="24"/>
+      </w:rPr>
+    </w:r>
+  </w:p>
+  <w:p>
+    <w:pPr>
+      <w:pStyle w:val="normal1"/>
+      <w:rPr/>
+    </w:pPr>
+    <w:r>
+      <w:rPr/>
+    </w:r>
+  </w:p>
+</w:hdr>
 </file>
 
 <file path=word/styles.xml><?xml version="1.0" encoding="utf-8"?>
@@ -118,16 +1818,13 @@
   <w:docDefaults>
     <w:rPrDefault>
       <w:rPr>
-        <w:rFonts w:ascii="Liberation Serif" w:hAnsi="Liberation Serif" w:eastAsia="Noto Sans" w:cs="FreeSans"/>
-        <w:kern w:val="2"/>
-        <w:sz w:val="24"/>
-        <w:szCs w:val="24"/>
+        <w:rFonts w:ascii="Arial" w:hAnsi="Arial" w:eastAsia="Arial" w:cs="Arial"/>
+        <w:szCs w:val="22"/>
         <w:lang w:val="en-US" w:eastAsia="zh-CN" w:bidi="hi-IN"/>
       </w:rPr>
     </w:rPrDefault>
     <w:pPrDefault>
       <w:pPr>
-        <w:widowControl/>
         <w:suppressAutoHyphens w:val="true"/>
       </w:pPr>
     </w:pPrDefault>
@@ -137,18 +1834,121 @@
     <w:qFormat/>
     <w:pPr>
       <w:widowControl/>
-      <w:kinsoku w:val="true"/>
-      <w:overflowPunct w:val="true"/>
-      <w:autoSpaceDE w:val="true"/>
+      <w:suppressAutoHyphens w:val="true"/>
       <w:bidi w:val="0"/>
+      <w:spacing w:lineRule="auto" w:line="276" w:before="0" w:after="0"/>
+      <w:jc w:val="left"/>
     </w:pPr>
     <w:rPr>
-      <w:rFonts w:ascii="Liberation Serif" w:hAnsi="Liberation Serif" w:eastAsia="Noto Sans" w:cs="FreeSans"/>
+      <w:rFonts w:ascii="Arial" w:hAnsi="Arial" w:eastAsia="Arial" w:cs="Arial"/>
       <w:color w:val="auto"/>
-      <w:kern w:val="2"/>
+      <w:kern w:val="0"/>
+      <w:sz w:val="22"/>
+      <w:szCs w:val="22"/>
+      <w:lang w:val="en-US" w:eastAsia="zh-CN" w:bidi="hi-IN"/>
+    </w:rPr>
+  </w:style>
+  <w:style w:type="paragraph" w:styleId="Heading1">
+    <w:name w:val="heading 1"/>
+    <w:basedOn w:val="normal1"/>
+    <w:next w:val="normal1"/>
+    <w:qFormat/>
+    <w:pPr>
+      <w:keepNext w:val="true"/>
+      <w:keepLines/>
+      <w:pageBreakBefore w:val="false"/>
+      <w:spacing w:lineRule="auto" w:line="240" w:before="400" w:after="120"/>
+    </w:pPr>
+    <w:rPr>
+      <w:sz w:val="40"/>
+      <w:szCs w:val="40"/>
+    </w:rPr>
+  </w:style>
+  <w:style w:type="paragraph" w:styleId="Heading2">
+    <w:name w:val="heading 2"/>
+    <w:basedOn w:val="normal1"/>
+    <w:next w:val="normal1"/>
+    <w:qFormat/>
+    <w:pPr>
+      <w:keepNext w:val="true"/>
+      <w:keepLines/>
+      <w:pageBreakBefore w:val="false"/>
+      <w:spacing w:lineRule="auto" w:line="240" w:before="360" w:after="120"/>
+    </w:pPr>
+    <w:rPr>
+      <w:b w:val="false"/>
+      <w:sz w:val="32"/>
+      <w:szCs w:val="32"/>
+    </w:rPr>
+  </w:style>
+  <w:style w:type="paragraph" w:styleId="Heading3">
+    <w:name w:val="heading 3"/>
+    <w:basedOn w:val="normal1"/>
+    <w:next w:val="normal1"/>
+    <w:qFormat/>
+    <w:pPr>
+      <w:keepNext w:val="true"/>
+      <w:keepLines/>
+      <w:pageBreakBefore w:val="false"/>
+      <w:spacing w:lineRule="auto" w:line="240" w:before="320" w:after="80"/>
+    </w:pPr>
+    <w:rPr>
+      <w:b w:val="false"/>
+      <w:color w:val="434343"/>
+      <w:sz w:val="28"/>
+      <w:szCs w:val="28"/>
+    </w:rPr>
+  </w:style>
+  <w:style w:type="paragraph" w:styleId="Heading4">
+    <w:name w:val="heading 4"/>
+    <w:basedOn w:val="normal1"/>
+    <w:next w:val="normal1"/>
+    <w:qFormat/>
+    <w:pPr>
+      <w:keepNext w:val="true"/>
+      <w:keepLines/>
+      <w:pageBreakBefore w:val="false"/>
+      <w:spacing w:lineRule="auto" w:line="240" w:before="280" w:after="80"/>
+    </w:pPr>
+    <w:rPr>
+      <w:color w:val="666666"/>
       <w:sz w:val="24"/>
       <w:szCs w:val="24"/>
-      <w:lang w:val="en-US" w:eastAsia="zh-CN" w:bidi="hi-IN"/>
+    </w:rPr>
+  </w:style>
+  <w:style w:type="paragraph" w:styleId="Heading5">
+    <w:name w:val="heading 5"/>
+    <w:basedOn w:val="normal1"/>
+    <w:next w:val="normal1"/>
+    <w:qFormat/>
+    <w:pPr>
+      <w:keepNext w:val="true"/>
+      <w:keepLines/>
+      <w:pageBreakBefore w:val="false"/>
+      <w:spacing w:lineRule="auto" w:line="240" w:before="240" w:after="80"/>
+    </w:pPr>
+    <w:rPr>
+      <w:color w:val="666666"/>
+      <w:sz w:val="22"/>
+      <w:szCs w:val="22"/>
+    </w:rPr>
+  </w:style>
+  <w:style w:type="paragraph" w:styleId="Heading6">
+    <w:name w:val="heading 6"/>
+    <w:basedOn w:val="normal1"/>
+    <w:next w:val="normal1"/>
+    <w:qFormat/>
+    <w:pPr>
+      <w:keepNext w:val="true"/>
+      <w:keepLines/>
+      <w:pageBreakBefore w:val="false"/>
+      <w:spacing w:lineRule="auto" w:line="240" w:before="240" w:after="80"/>
+    </w:pPr>
+    <w:rPr>
+      <w:i/>
+      <w:color w:val="666666"/>
+      <w:sz w:val="22"/>
+      <w:szCs w:val="22"/>
     </w:rPr>
   </w:style>
   <w:style w:type="paragraph" w:styleId="Heading">
@@ -209,18 +2009,41 @@
       <w:rFonts w:cs="FreeSans"/>
     </w:rPr>
   </w:style>
-  <w:style w:type="paragraph" w:styleId="normal1">
+  <w:style w:type="paragraph" w:styleId="Ttulo">
+    <w:name w:val="Título"/>
+    <w:basedOn w:val="Normal"/>
+    <w:next w:val="BodyText"/>
+    <w:qFormat/>
+    <w:pPr>
+      <w:keepNext w:val="true"/>
+      <w:spacing w:before="240" w:after="120"/>
+    </w:pPr>
+    <w:rPr>
+      <w:rFonts w:ascii="Liberation Sans" w:hAnsi="Liberation Sans" w:eastAsia="Noto Sans" w:cs="FreeSans"/>
+      <w:sz w:val="28"/>
+      <w:szCs w:val="28"/>
+    </w:rPr>
+  </w:style>
+  <w:style w:type="paragraph" w:styleId="ndice">
+    <w:name w:val="Índice"/>
+    <w:basedOn w:val="Normal"/>
+    <w:qFormat/>
+    <w:pPr>
+      <w:suppressLineNumbers/>
+    </w:pPr>
+    <w:rPr>
+      <w:rFonts w:cs="FreeSans"/>
+    </w:rPr>
+  </w:style>
+  <w:style w:type="paragraph" w:styleId="normal1" w:default="1">
     <w:name w:val="normal1"/>
     <w:qFormat/>
     <w:pPr>
       <w:widowControl/>
       <w:suppressAutoHyphens w:val="true"/>
-      <w:kinsoku w:val="true"/>
-      <w:overflowPunct w:val="true"/>
-      <w:autoSpaceDE w:val="true"/>
       <w:bidi w:val="0"/>
       <w:spacing w:lineRule="auto" w:line="276" w:before="0" w:after="0"/>
-      <w:jc w:val="start"/>
+      <w:jc w:val="left"/>
     </w:pPr>
     <w:rPr>
       <w:rFonts w:ascii="Arial" w:hAnsi="Arial" w:eastAsia="Arial" w:cs="Arial"/>
@@ -231,15 +2054,73 @@
       <w:lang w:val="en-US" w:eastAsia="zh-CN" w:bidi="hi-IN"/>
     </w:rPr>
   </w:style>
+  <w:style w:type="paragraph" w:styleId="Title">
+    <w:name w:val="Title"/>
+    <w:basedOn w:val="normal1"/>
+    <w:next w:val="normal1"/>
+    <w:qFormat/>
+    <w:pPr>
+      <w:keepNext w:val="true"/>
+      <w:keepLines/>
+      <w:pageBreakBefore w:val="false"/>
+      <w:spacing w:lineRule="auto" w:line="240" w:before="0" w:after="60"/>
+    </w:pPr>
+    <w:rPr>
+      <w:sz w:val="52"/>
+      <w:szCs w:val="52"/>
+    </w:rPr>
+  </w:style>
+  <w:style w:type="paragraph" w:styleId="Subtitle">
+    <w:name w:val="Subtitle"/>
+    <w:basedOn w:val="normal1"/>
+    <w:next w:val="normal1"/>
+    <w:qFormat/>
+    <w:pPr>
+      <w:keepNext w:val="true"/>
+      <w:keepLines/>
+      <w:pageBreakBefore w:val="false"/>
+      <w:spacing w:lineRule="auto" w:line="240" w:before="0" w:after="320"/>
+    </w:pPr>
+    <w:rPr>
+      <w:rFonts w:ascii="Arial" w:hAnsi="Arial" w:eastAsia="Arial" w:cs="Arial"/>
+      <w:i w:val="false"/>
+      <w:color w:val="666666"/>
+      <w:sz w:val="30"/>
+      <w:szCs w:val="30"/>
+    </w:rPr>
+  </w:style>
+  <w:style w:type="paragraph" w:styleId="CabealhoeRodap">
+    <w:name w:val="Cabeçalho e Rodapé"/>
+    <w:basedOn w:val="Normal"/>
+    <w:qFormat/>
+    <w:pPr/>
+    <w:rPr/>
+  </w:style>
+  <w:style w:type="paragraph" w:styleId="HeaderandFooter">
+    <w:name w:val="Header and Footer"/>
+    <w:basedOn w:val="Normal"/>
+    <w:qFormat/>
+    <w:pPr/>
+    <w:rPr/>
+  </w:style>
+  <w:style w:type="paragraph" w:styleId="Header">
+    <w:name w:val="header"/>
+    <w:basedOn w:val="CabealhoeRodap"/>
+    <w:pPr/>
+    <w:rPr/>
+  </w:style>
+  <w:style w:type="paragraph" w:styleId="Footer">
+    <w:name w:val="footer"/>
+    <w:basedOn w:val="CabealhoeRodap"/>
+    <w:pPr/>
+    <w:rPr/>
+  </w:style>
   <w:style w:type="paragraph" w:styleId="normal11">
     <w:name w:val="normal11"/>
     <w:qFormat/>
     <w:pPr>
       <w:widowControl/>
       <w:suppressAutoHyphens w:val="true"/>
-      <w:kinsoku w:val="true"/>
-      <w:overflowPunct w:val="true"/>
-      <w:autoSpaceDE w:val="true"/>
       <w:bidi w:val="0"/>
       <w:spacing w:lineRule="auto" w:line="276" w:before="0" w:after="0"/>
       <w:jc w:val="both"/>
@@ -253,13 +2134,24 @@
       <w:lang w:val="en-US" w:eastAsia="zh-CN" w:bidi="hi-IN"/>
     </w:rPr>
   </w:style>
+  <w:style w:type="table" w:default="1" w:styleId="TableNormal">
+    <w:name w:val="TableNormal"/>
+    <w:tblPr>
+      <w:tblCellMar>
+        <w:top w:w="100" w:type="dxa"/>
+        <w:left w:w="100" w:type="dxa"/>
+        <w:bottom w:w="100" w:type="dxa"/>
+        <w:right w:w="100" w:type="dxa"/>
+      </w:tblCellMar>
+    </w:tblPr>
+  </w:style>
 </w:styles>
 </file>
 
 <file path=word/theme/theme1.xml><?xml version="1.0" encoding="utf-8"?>
-<a:theme xmlns:a="http://schemas.openxmlformats.org/drawingml/2006/main" xmlns:r="http://schemas.openxmlformats.org/officeDocument/2006/relationships" name="Office">
+<a:theme xmlns:a="http://schemas.openxmlformats.org/drawingml/2006/main" xmlns:r="http://schemas.openxmlformats.org/officeDocument/2006/relationships" name="Office Theme">
   <a:themeElements>
-    <a:clrScheme name="LibreOffice">
+    <a:clrScheme name="Office">
       <a:dk1>
         <a:srgbClr val="000000"/>
       </a:dk1>
@@ -267,46 +2159,46 @@
         <a:srgbClr val="ffffff"/>
       </a:lt1>
       <a:dk2>
-        <a:srgbClr val="000000"/>
+        <a:srgbClr val="1f497d"/>
       </a:dk2>
       <a:lt2>
-        <a:srgbClr val="ffffff"/>
+        <a:srgbClr val="eeece1"/>
       </a:lt2>
       <a:accent1>
-        <a:srgbClr val="18a303"/>
+        <a:srgbClr val="4f81bd"/>
       </a:accent1>
       <a:accent2>
-        <a:srgbClr val="0369a3"/>
+        <a:srgbClr val="c0504d"/>
       </a:accent2>
       <a:accent3>
-        <a:srgbClr val="a33e03"/>
+        <a:srgbClr val="9bbb59"/>
       </a:accent3>
       <a:accent4>
-        <a:srgbClr val="8e03a3"/>
+        <a:srgbClr val="8064a2"/>
       </a:accent4>
       <a:accent5>
-        <a:srgbClr val="c99c00"/>
+        <a:srgbClr val="4bacc6"/>
       </a:accent5>
       <a:accent6>
-        <a:srgbClr val="c9211e"/>
+        <a:srgbClr val="f79646"/>
       </a:accent6>
       <a:hlink>
-        <a:srgbClr val="0000ee"/>
+        <a:srgbClr val="0000ff"/>
       </a:hlink>
       <a:folHlink>
-        <a:srgbClr val="551a8b"/>
+        <a:srgbClr val="800080"/>
       </a:folHlink>
     </a:clrScheme>
     <a:fontScheme name="Office">
       <a:majorFont>
-        <a:latin typeface="Arial" pitchFamily="0" charset="1"/>
-        <a:ea typeface="DejaVu Sans" pitchFamily="0" charset="1"/>
-        <a:cs typeface="DejaVu Sans" pitchFamily="0" charset="1"/>
+        <a:latin typeface="Calibri" pitchFamily="0" charset="1"/>
+        <a:ea typeface=""/>
+        <a:cs typeface=""/>
       </a:majorFont>
       <a:minorFont>
-        <a:latin typeface="Arial" pitchFamily="0" charset="1"/>
-        <a:ea typeface="DejaVu Sans" pitchFamily="0" charset="1"/>
-        <a:cs typeface="DejaVu Sans" pitchFamily="0" charset="1"/>
+        <a:latin typeface="Cambria" pitchFamily="0" charset="1"/>
+        <a:ea typeface=""/>
+        <a:cs typeface=""/>
       </a:minorFont>
     </a:fontScheme>
     <a:fmtScheme>
@@ -314,25 +2206,55 @@
         <a:solidFill>
           <a:schemeClr val="phClr"/>
         </a:solidFill>
-        <a:solidFill>
-          <a:schemeClr val="phClr"/>
-        </a:solidFill>
-        <a:solidFill>
-          <a:schemeClr val="phClr"/>
-        </a:solidFill>
+        <a:gradFill>
+          <a:gsLst>
+            <a:gs pos="0">
+              <a:schemeClr val="phClr">
+                <a:tint val="50000"/>
+              </a:schemeClr>
+            </a:gs>
+            <a:gs pos="35000">
+              <a:schemeClr val="phClr">
+                <a:tint val="37000"/>
+              </a:schemeClr>
+            </a:gs>
+            <a:gs pos="100000">
+              <a:schemeClr val="phClr">
+                <a:tint val="15000"/>
+              </a:schemeClr>
+            </a:gs>
+          </a:gsLst>
+          <a:lin ang="16200000" scaled="1"/>
+          <a:tileRect l="0" t="0" r="0" b="0"/>
+        </a:gradFill>
+        <a:gradFill>
+          <a:gsLst>
+            <a:gs pos="0">
+              <a:schemeClr val="phClr">
+                <a:tint val="100000"/>
+                <a:shade val="100000"/>
+              </a:schemeClr>
+            </a:gs>
+            <a:gs pos="100000">
+              <a:schemeClr val="phClr">
+                <a:tint val="50000"/>
+                <a:shade val="100000"/>
+              </a:schemeClr>
+            </a:gs>
+          </a:gsLst>
+          <a:lin ang="16200000" scaled="0"/>
+          <a:tileRect l="0" t="0" r="0" b="0"/>
+        </a:gradFill>
       </a:fillStyleLst>
       <a:lnStyleLst>
-        <a:ln w="6350" cap="flat" cmpd="sng" algn="ctr">
+        <a:ln w="9525" cap="flat" cmpd="sng" algn="ctr">
           <a:prstDash val="solid"/>
-          <a:miter/>
         </a:ln>
-        <a:ln w="6350" cap="flat" cmpd="sng" algn="ctr">
+        <a:ln w="25400" cap="flat" cmpd="sng" algn="ctr">
           <a:prstDash val="solid"/>
-          <a:miter/>
         </a:ln>
-        <a:ln w="6350" cap="flat" cmpd="sng" algn="ctr">
+        <a:ln w="38100" cap="flat" cmpd="sng" algn="ctr">
           <a:prstDash val="solid"/>
-          <a:miter/>
         </a:ln>
       </a:lnStyleLst>
       <a:effectStyleLst>
@@ -350,12 +2272,48 @@
         <a:solidFill>
           <a:schemeClr val="phClr"/>
         </a:solidFill>
-        <a:solidFill>
-          <a:schemeClr val="phClr"/>
-        </a:solidFill>
-        <a:solidFill>
-          <a:schemeClr val="phClr"/>
-        </a:solidFill>
+        <a:gradFill>
+          <a:gsLst>
+            <a:gs pos="0">
+              <a:schemeClr val="phClr">
+                <a:tint val="40000"/>
+              </a:schemeClr>
+            </a:gs>
+            <a:gs pos="40000">
+              <a:schemeClr val="phClr">
+                <a:tint val="45000"/>
+                <a:shade val="99000"/>
+              </a:schemeClr>
+            </a:gs>
+            <a:gs pos="100000">
+              <a:schemeClr val="phClr">
+                <a:shade val="20000"/>
+              </a:schemeClr>
+            </a:gs>
+          </a:gsLst>
+          <a:path path="circle">
+            <a:fillToRect l="50000" t="-80000" r="50000" b="180000"/>
+          </a:path>
+          <a:tileRect l="0" t="0" r="0" b="0"/>
+        </a:gradFill>
+        <a:gradFill>
+          <a:gsLst>
+            <a:gs pos="0">
+              <a:schemeClr val="phClr">
+                <a:tint val="80000"/>
+              </a:schemeClr>
+            </a:gs>
+            <a:gs pos="100000">
+              <a:schemeClr val="phClr">
+                <a:shade val="30000"/>
+              </a:schemeClr>
+            </a:gs>
+          </a:gsLst>
+          <a:path path="circle">
+            <a:fillToRect l="50000" t="50000" r="50000" b="50000"/>
+          </a:path>
+          <a:tileRect l="0" t="0" r="0" b="0"/>
+        </a:gradFill>
       </a:bgFillStyleLst>
     </a:fmtScheme>
   </a:themeElements>
